--- a/subjects/9700 skeleton.docx
+++ b/subjects/9700 skeleton.docx
@@ -27,12 +27,6 @@
       </w:r>
     </w:p>
     <w:p>
-      <w:pPr/>
-      <w:r>
-        <w:t xml:space="preserve">Covers learning outcomes 1.1.1, 1.1.2, 1.1.3, 1.1.4, 1.1.5</w:t>
-      </w:r>
-    </w:p>
-    <w:p>
       <w:pPr>
         <w:pStyle w:val="Heading1"/>
       </w:pPr>
@@ -41,12 +35,6 @@
       </w:r>
     </w:p>
     <w:p>
-      <w:pPr/>
-      <w:r>
-        <w:t xml:space="preserve">Covers learning outcomes 1.2.1, 1.2.2, 1.2.3, 1.2.4, 1.2.5, 1.2.6, 1.2.7</w:t>
-      </w:r>
-    </w:p>
-    <w:p>
       <w:pPr>
         <w:pStyle w:val="Heading1"/>
       </w:pPr>
@@ -79,12 +67,6 @@
       </w:r>
     </w:p>
     <w:p>
-      <w:pPr/>
-      <w:r>
-        <w:t xml:space="preserve">Covers learning outcomes 2.1.1, 2.1.2, 2.1.3</w:t>
-      </w:r>
-    </w:p>
-    <w:p>
       <w:pPr>
         <w:pStyle w:val="Heading1"/>
       </w:pPr>
@@ -93,12 +75,6 @@
       </w:r>
     </w:p>
     <w:p>
-      <w:pPr/>
-      <w:r>
-        <w:t xml:space="preserve">Covers learning outcomes 2.2.1, 2.2.2, 2.2.3, 2.2.4, 2.2.5, 2.2.6, 2.2.7, 2.2.8, 2.2.9, 2.2.10, 2.2.11</w:t>
-      </w:r>
-    </w:p>
-    <w:p>
       <w:pPr>
         <w:pStyle w:val="Heading1"/>
       </w:pPr>
@@ -107,12 +83,6 @@
       </w:r>
     </w:p>
     <w:p>
-      <w:pPr/>
-      <w:r>
-        <w:t xml:space="preserve">Covers learning outcomes 2.3.1, 2.3.2, 2.3.3, 2.3.4, 2.3.5, 2.3.6, 2.3.7, 2.3.8</w:t>
-      </w:r>
-    </w:p>
-    <w:p>
       <w:pPr>
         <w:pStyle w:val="Heading1"/>
       </w:pPr>
@@ -121,12 +91,6 @@
       </w:r>
     </w:p>
     <w:p>
-      <w:pPr/>
-      <w:r>
-        <w:t xml:space="preserve">Covers learning outcomes 2.4.1</w:t>
-      </w:r>
-    </w:p>
-    <w:p>
       <w:pPr>
         <w:pStyle w:val="Heading1"/>
       </w:pPr>
@@ -159,12 +123,6 @@
       </w:r>
     </w:p>
     <w:p>
-      <w:pPr/>
-      <w:r>
-        <w:t xml:space="preserve">Covers learning outcomes 3.1.1, 3.1.2, 3.1.3, 3.1.4</w:t>
-      </w:r>
-    </w:p>
-    <w:p>
       <w:pPr>
         <w:pStyle w:val="Heading1"/>
       </w:pPr>
@@ -173,12 +131,6 @@
       </w:r>
     </w:p>
     <w:p>
-      <w:pPr/>
-      <w:r>
-        <w:t xml:space="preserve">Covers learning outcomes 3.2.1, 3.2.2, 3.2.3, 3.2.4</w:t>
-      </w:r>
-    </w:p>
-    <w:p>
       <w:pPr>
         <w:pStyle w:val="Heading1"/>
       </w:pPr>
@@ -211,12 +163,6 @@
       </w:r>
     </w:p>
     <w:p>
-      <w:pPr/>
-      <w:r>
-        <w:t xml:space="preserve">Covers learning outcomes 4.1.1, 4.1.2, 4.1.3, 4.1.4</w:t>
-      </w:r>
-    </w:p>
-    <w:p>
       <w:pPr>
         <w:pStyle w:val="Heading1"/>
       </w:pPr>
@@ -225,12 +171,6 @@
       </w:r>
     </w:p>
     <w:p>
-      <w:pPr/>
-      <w:r>
-        <w:t xml:space="preserve">Covers learning outcomes 4.2.1, 4.2.2, 4.2.3, 4.2.4, 4.2.5, 4.2.6</w:t>
-      </w:r>
-    </w:p>
-    <w:p>
       <w:pPr>
         <w:pStyle w:val="Heading1"/>
       </w:pPr>
@@ -263,12 +203,6 @@
       </w:r>
     </w:p>
     <w:p>
-      <w:pPr/>
-      <w:r>
-        <w:t xml:space="preserve">Covers learning outcomes 5.1.1, 5.1.2, 5.1.3, 5.1.4, 5.1.5, 5.1.6</w:t>
-      </w:r>
-    </w:p>
-    <w:p>
       <w:pPr>
         <w:pStyle w:val="Heading1"/>
       </w:pPr>
@@ -277,12 +211,6 @@
       </w:r>
     </w:p>
     <w:p>
-      <w:pPr/>
-      <w:r>
-        <w:t xml:space="preserve">Covers learning outcomes 5.2.1, 5.2.2</w:t>
-      </w:r>
-    </w:p>
-    <w:p>
       <w:pPr>
         <w:pStyle w:val="Heading1"/>
       </w:pPr>
@@ -315,12 +243,6 @@
       </w:r>
     </w:p>
     <w:p>
-      <w:pPr/>
-      <w:r>
-        <w:t xml:space="preserve">Covers learning outcomes 6.1.1, 6.1.2, 6.1.3, 6.1.4, 6.1.5</w:t>
-      </w:r>
-    </w:p>
-    <w:p>
       <w:pPr>
         <w:pStyle w:val="Heading1"/>
       </w:pPr>
@@ -329,12 +251,6 @@
       </w:r>
     </w:p>
     <w:p>
-      <w:pPr/>
-      <w:r>
-        <w:t xml:space="preserve">Covers learning outcomes 6.2.1, 6.2.2, 6.2.3, 6.2.4, 6.2.5, 6.2.6, 6.2.7</w:t>
-      </w:r>
-    </w:p>
-    <w:p>
       <w:pPr>
         <w:pStyle w:val="Heading1"/>
       </w:pPr>
@@ -367,12 +283,6 @@
       </w:r>
     </w:p>
     <w:p>
-      <w:pPr/>
-      <w:r>
-        <w:t xml:space="preserve">Covers learning outcomes 7.1.1, 7.1.2, 7.1.3, 7.1.4</w:t>
-      </w:r>
-    </w:p>
-    <w:p>
       <w:pPr>
         <w:pStyle w:val="Heading1"/>
       </w:pPr>
@@ -381,12 +291,6 @@
       </w:r>
     </w:p>
     <w:p>
-      <w:pPr/>
-      <w:r>
-        <w:t xml:space="preserve">Covers learning outcomes 7.2.1, 7.2.2, 7.2.3, 7.2.4, 7.2.5, 7.2.6, 7.2.7, 7.2.8</w:t>
-      </w:r>
-    </w:p>
-    <w:p>
       <w:pPr>
         <w:pStyle w:val="Heading1"/>
       </w:pPr>
@@ -419,12 +323,6 @@
       </w:r>
     </w:p>
     <w:p>
-      <w:pPr/>
-      <w:r>
-        <w:t xml:space="preserve">Covers learning outcomes 8.1.1, 8.1.2, 8.1.3, 8.1.4, 8.1.5, 8.1.6, 8.1.7</w:t>
-      </w:r>
-    </w:p>
-    <w:p>
       <w:pPr>
         <w:pStyle w:val="Heading1"/>
       </w:pPr>
@@ -433,12 +331,6 @@
       </w:r>
     </w:p>
     <w:p>
-      <w:pPr/>
-      <w:r>
-        <w:t xml:space="preserve">Covers learning outcomes 8.2.1, 8.2.2, 8.2.3, 8.2.4, 8.2.5, 8.2.6</w:t>
-      </w:r>
-    </w:p>
-    <w:p>
       <w:pPr>
         <w:pStyle w:val="Heading1"/>
       </w:pPr>
@@ -447,12 +339,6 @@
       </w:r>
     </w:p>
     <w:p>
-      <w:pPr/>
-      <w:r>
-        <w:t xml:space="preserve">Covers learning outcomes 8.3.1, 8.3.2, 8.3.3, 8.3.4</w:t>
-      </w:r>
-    </w:p>
-    <w:p>
       <w:pPr>
         <w:pStyle w:val="Heading1"/>
       </w:pPr>
@@ -485,12 +371,6 @@
       </w:r>
     </w:p>
     <w:p>
-      <w:pPr/>
-      <w:r>
-        <w:t xml:space="preserve">Covers learning outcomes 9.1.1, 9.1.2, 9.1.3, 9.1.4, 9.1.5, 9.1.6, 9.1.7</w:t>
-      </w:r>
-    </w:p>
-    <w:p>
       <w:pPr>
         <w:pStyle w:val="Heading1"/>
       </w:pPr>
@@ -523,12 +403,6 @@
       </w:r>
     </w:p>
     <w:p>
-      <w:pPr/>
-      <w:r>
-        <w:t xml:space="preserve">Covers learning outcomes 10.1.1, 10.1.2, 10.1.3, 10.1.4</w:t>
-      </w:r>
-    </w:p>
-    <w:p>
       <w:pPr>
         <w:pStyle w:val="Heading1"/>
       </w:pPr>
@@ -537,12 +411,6 @@
       </w:r>
     </w:p>
     <w:p>
-      <w:pPr/>
-      <w:r>
-        <w:t xml:space="preserve">Covers learning outcomes 10.2.1, 10.2.2</w:t>
-      </w:r>
-    </w:p>
-    <w:p>
       <w:pPr>
         <w:pStyle w:val="Heading1"/>
       </w:pPr>
@@ -575,12 +443,6 @@
       </w:r>
     </w:p>
     <w:p>
-      <w:pPr/>
-      <w:r>
-        <w:t xml:space="preserve">Covers learning outcomes 11.1.1, 11.1.2, 11.1.3, 11.1.4</w:t>
-      </w:r>
-    </w:p>
-    <w:p>
       <w:pPr>
         <w:pStyle w:val="Heading1"/>
       </w:pPr>
@@ -589,12 +451,6 @@
       </w:r>
     </w:p>
     <w:p>
-      <w:pPr/>
-      <w:r>
-        <w:t xml:space="preserve">Covers learning outcomes 11.2.1, 11.2.2, 11.2.3, 11.2.4, 11.2.5, 11.2.6</w:t>
-      </w:r>
-    </w:p>
-    <w:p>
       <w:pPr>
         <w:pStyle w:val="Heading1"/>
       </w:pPr>
@@ -627,12 +483,6 @@
       </w:r>
     </w:p>
     <w:p>
-      <w:pPr/>
-      <w:r>
-        <w:t xml:space="preserve">Covers learning outcomes 12.1.1, 12.1.2, 12.1.3, 12.1.4, 12.1.5, 12.1.6, 12.1.7</w:t>
-      </w:r>
-    </w:p>
-    <w:p>
       <w:pPr>
         <w:pStyle w:val="Heading1"/>
       </w:pPr>
@@ -641,12 +491,6 @@
       </w:r>
     </w:p>
     <w:p>
-      <w:pPr/>
-      <w:r>
-        <w:t xml:space="preserve">Covers learning outcomes 12.2.1, 12.2.2, 12.2.3, 12.2.4, 12.2.5, 12.2.6, 12.2.7, 12.2.8, 12.2.9, 12.2.10, 12.2.11, 12.2.12, 12.2.13, 12.2.14</w:t>
-      </w:r>
-    </w:p>
-    <w:p>
       <w:pPr>
         <w:pStyle w:val="Heading1"/>
       </w:pPr>
@@ -679,12 +523,6 @@
       </w:r>
     </w:p>
     <w:p>
-      <w:pPr/>
-      <w:r>
-        <w:t xml:space="preserve">Covers learning outcomes 13.1.1, 13.1.2, 13.1.3, 13.1.4, 13.1.5, 13.1.6, 13.1.7, 13.1.8, 13.1.9, 13.1.10, 13.1.11, 13.1.12</w:t>
-      </w:r>
-    </w:p>
-    <w:p>
       <w:pPr>
         <w:pStyle w:val="Heading1"/>
       </w:pPr>
@@ -693,12 +531,6 @@
       </w:r>
     </w:p>
     <w:p>
-      <w:pPr/>
-      <w:r>
-        <w:t xml:space="preserve">Covers learning outcomes 13.2.1, 13.2.2, 13.2.3, 13.2.4</w:t>
-      </w:r>
-    </w:p>
-    <w:p>
       <w:pPr>
         <w:pStyle w:val="Heading1"/>
       </w:pPr>
@@ -731,12 +563,6 @@
       </w:r>
     </w:p>
     <w:p>
-      <w:pPr/>
-      <w:r>
-        <w:t xml:space="preserve">Covers learning outcomes 14.1.1, 14.1.2, 14.1.3, 14.1.4, 14.1.5, 14.1.6, 14.1.7, 14.1.8, 14.1.9, 14.1.10, 14.1.11</w:t>
-      </w:r>
-    </w:p>
-    <w:p>
       <w:pPr>
         <w:pStyle w:val="Heading1"/>
       </w:pPr>
@@ -745,12 +571,6 @@
       </w:r>
     </w:p>
     <w:p>
-      <w:pPr/>
-      <w:r>
-        <w:t xml:space="preserve">Covers learning outcomes 14.2.1, 14.2.2, 14.2.3, 14.2.4</w:t>
-      </w:r>
-    </w:p>
-    <w:p>
       <w:pPr>
         <w:pStyle w:val="Heading1"/>
       </w:pPr>
@@ -783,12 +603,6 @@
       </w:r>
     </w:p>
     <w:p>
-      <w:pPr/>
-      <w:r>
-        <w:t xml:space="preserve">Covers learning outcomes 15.1.1, 15.1.2, 15.1.3, 15.1.4, 15.1.5, 15.1.6, 15.1.7, 15.1.8, 15.1.9, 15.1.10, 15.1.11, 15.1.12</w:t>
-      </w:r>
-    </w:p>
-    <w:p>
       <w:pPr>
         <w:pStyle w:val="Heading1"/>
       </w:pPr>
@@ -797,12 +611,6 @@
       </w:r>
     </w:p>
     <w:p>
-      <w:pPr/>
-      <w:r>
-        <w:t xml:space="preserve">Covers learning outcomes 15.2.1, 15.2.2, 15.2.3</w:t>
-      </w:r>
-    </w:p>
-    <w:p>
       <w:pPr>
         <w:pStyle w:val="Heading1"/>
       </w:pPr>
@@ -835,12 +643,6 @@
       </w:r>
     </w:p>
     <w:p>
-      <w:pPr/>
-      <w:r>
-        <w:t xml:space="preserve">Covers learning outcomes 16.1.1, 16.1.2, 16.1.3, 16.1.4, 16.1.5, 16.1.6, 16.1.7</w:t>
-      </w:r>
-    </w:p>
-    <w:p>
       <w:pPr>
         <w:pStyle w:val="Heading1"/>
       </w:pPr>
@@ -849,12 +651,6 @@
       </w:r>
     </w:p>
     <w:p>
-      <w:pPr/>
-      <w:r>
-        <w:t xml:space="preserve">Covers learning outcomes 16.2.1, 16.2.2, 16.2.3, 16.2.4, 16.2.5, 16.2.6, 16.2.7</w:t>
-      </w:r>
-    </w:p>
-    <w:p>
       <w:pPr>
         <w:pStyle w:val="Heading1"/>
       </w:pPr>
@@ -863,12 +659,6 @@
       </w:r>
     </w:p>
     <w:p>
-      <w:pPr/>
-      <w:r>
-        <w:t xml:space="preserve">Covers learning outcomes 16.3.1, 16.3.2, 16.3.3, 16.3.4</w:t>
-      </w:r>
-    </w:p>
-    <w:p>
       <w:pPr>
         <w:pStyle w:val="Heading1"/>
       </w:pPr>
@@ -901,12 +691,6 @@
       </w:r>
     </w:p>
     <w:p>
-      <w:pPr/>
-      <w:r>
-        <w:t xml:space="preserve">Covers learning outcomes 17.1.1, 17.1.2, 17.1.3, 17.1.4</w:t>
-      </w:r>
-    </w:p>
-    <w:p>
       <w:pPr>
         <w:pStyle w:val="Heading1"/>
       </w:pPr>
@@ -915,12 +699,6 @@
       </w:r>
     </w:p>
     <w:p>
-      <w:pPr/>
-      <w:r>
-        <w:t xml:space="preserve">Covers learning outcomes 17.2.1, 17.2.2, 17.2.3, 17.2.4, 17.2.5, 17.2.6, 17.2.7</w:t>
-      </w:r>
-    </w:p>
-    <w:p>
       <w:pPr>
         <w:pStyle w:val="Heading1"/>
       </w:pPr>
@@ -929,12 +707,6 @@
       </w:r>
     </w:p>
     <w:p>
-      <w:pPr/>
-      <w:r>
-        <w:t xml:space="preserve">Covers learning outcomes 17.3.1, 17.3.2, 17.3.3</w:t>
-      </w:r>
-    </w:p>
-    <w:p>
       <w:pPr>
         <w:pStyle w:val="Heading1"/>
       </w:pPr>
@@ -967,12 +739,6 @@
       </w:r>
     </w:p>
     <w:p>
-      <w:pPr/>
-      <w:r>
-        <w:t xml:space="preserve">Covers learning outcomes 18.1.1, 18.1.2, 18.1.3, 18.1.4, 18.1.5, 18.1.6</w:t>
-      </w:r>
-    </w:p>
-    <w:p>
       <w:pPr>
         <w:pStyle w:val="Heading1"/>
       </w:pPr>
@@ -981,12 +747,6 @@
       </w:r>
     </w:p>
     <w:p>
-      <w:pPr/>
-      <w:r>
-        <w:t xml:space="preserve">Covers learning outcomes 18.2.1, 18.2.2, 18.2.3, 18.2.4, 18.2.5, 18.2.6</w:t>
-      </w:r>
-    </w:p>
-    <w:p>
       <w:pPr>
         <w:pStyle w:val="Heading1"/>
       </w:pPr>
@@ -995,12 +755,6 @@
       </w:r>
     </w:p>
     <w:p>
-      <w:pPr/>
-      <w:r>
-        <w:t xml:space="preserve">Covers learning outcomes 18.3.1, 18.3.2, 18.3.3, 18.3.4, 18.3.5, 18.3.6</w:t>
-      </w:r>
-    </w:p>
-    <w:p>
       <w:pPr>
         <w:pStyle w:val="Heading1"/>
       </w:pPr>
@@ -1033,12 +787,6 @@
       </w:r>
     </w:p>
     <w:p>
-      <w:pPr/>
-      <w:r>
-        <w:t xml:space="preserve">Covers learning outcomes 19.1.1, 19.1.2, 19.1.3, 19.1.4, 19.1.5, 19.1.6, 19.1.7, 19.1.8, 19.1.9, 19.1.10, 19.1.11</w:t>
-      </w:r>
-    </w:p>
-    <w:p>
       <w:pPr>
         <w:pStyle w:val="Heading1"/>
       </w:pPr>
@@ -1047,23 +795,11 @@
       </w:r>
     </w:p>
     <w:p>
-      <w:pPr/>
-      <w:r>
-        <w:t xml:space="preserve">Covers learning outcomes 19.2.1, 19.2.2, 19.2.3, 19.2.4</w:t>
-      </w:r>
-    </w:p>
-    <w:p>
       <w:pPr>
         <w:pStyle w:val="Heading1"/>
       </w:pPr>
       <w:r>
         <w:t xml:space="preserve">19.3 Genetically modified organisms in agriculture</w:t>
-      </w:r>
-    </w:p>
-    <w:p>
-      <w:pPr/>
-      <w:r>
-        <w:t xml:space="preserve">Covers learning outcomes 19.3.1, 19.3.2</w:t>
       </w:r>
     </w:p>
     <w:p>
